--- a/public/downloads/Client-AI-Processing-Addendum.docx
+++ b/public/downloads/Client-AI-Processing-Addendum.docx
@@ -15,19 +15,18 @@
           <w:szCs w:val="30"/>
           <w:rFonts w:ascii="Calibri" w:cs="Calibri" w:eastAsia="Calibri" w:hAnsi="Calibri"/>
         </w:rPr>
-        <w:t xml:space="preserve">i-NETT</w:t>
+        <w:t xml:space="preserve">FORTIFY</w:t>
       </w:r>
       <w:r>
         <w:rPr>
           <w:b/>
           <w:bCs/>
           <w:color w:val="12A5DB"/>
-          <w:sz w:val="17"/>
-          <w:szCs w:val="17"/>
-          <w:rFonts w:ascii="Calibri" w:cs="Calibri" w:eastAsia="Calibri" w:hAnsi="Calibri"/>
-          <w:spacing w:val="20"/>
-        </w:rPr>
-        <w:t xml:space="preserve">  ·  FORTIFY AI</w:t>
+          <w:sz w:val="30"/>
+          <w:szCs w:val="30"/>
+          <w:rFonts w:ascii="Calibri" w:cs="Calibri" w:eastAsia="Calibri" w:hAnsi="Calibri"/>
+        </w:rPr>
+        <w:t xml:space="preserve"> AI</w:t>
       </w:r>
     </w:p>
     <w:p>
@@ -114,7 +113,7 @@
           <w:szCs w:val="21"/>
           <w:rFonts w:ascii="Calibri" w:cs="Calibri" w:eastAsia="Calibri" w:hAnsi="Calibri"/>
         </w:rPr>
-        <w:t xml:space="preserve">i-NETT / [Member Company]</w:t>
+        <w:t xml:space="preserve">Fortify AI</w:t>
       </w:r>
       <w:r>
         <w:rPr>
@@ -352,7 +351,7 @@
           <w:szCs w:val="18"/>
           <w:rFonts w:ascii="Calibri" w:cs="Calibri" w:eastAsia="Calibri" w:hAnsi="Calibri"/>
         </w:rPr>
-        <w:t xml:space="preserve">i-NETT / [Member Company]</w:t>
+        <w:t xml:space="preserve">Fortify AI</w:t>
       </w:r>
     </w:p>
     <w:p>
@@ -427,7 +426,7 @@
           <w:szCs w:val="17"/>
           <w:rFonts w:ascii="Calibri" w:cs="Calibri" w:eastAsia="Calibri" w:hAnsi="Calibri"/>
         </w:rPr>
-        <w:t xml:space="preserve">Short-form template for general information; not legal advice. Have counsel align it to your MSA/DPA before use. Provided by i-NETT / Fortify AI.</w:t>
+        <w:t xml:space="preserve">Short-form template for general information; not legal advice. Have counsel align it to your MSA/DPA before use. Provided by Fortify AI.</w:t>
       </w:r>
     </w:p>
     <w:sectPr>
@@ -461,7 +460,7 @@
         <w:szCs w:val="15"/>
         <w:rFonts w:ascii="Calibri" w:cs="Calibri" w:eastAsia="Calibri" w:hAnsi="Calibri"/>
       </w:rPr>
-      <w:t xml:space="preserve">i-NETT · Fortify AI</w:t>
+      <w:t xml:space="preserve">FORTIFY AI</w:t>
     </w:r>
     <w:r>
       <w:rPr>

--- a/public/downloads/Client-AI-Processing-Addendum.docx
+++ b/public/downloads/Client-AI-Processing-Addendum.docx
@@ -426,7 +426,7 @@
           <w:szCs w:val="17"/>
           <w:rFonts w:ascii="Calibri" w:cs="Calibri" w:eastAsia="Calibri" w:hAnsi="Calibri"/>
         </w:rPr>
-        <w:t xml:space="preserve">Short-form template for general information; not legal advice. Have counsel align it to your MSA/DPA before use. Provided by Fortify AI.</w:t>
+        <w:t xml:space="preserve">Short-form template for general information; not legal advice. Have your legal team align it to your MSA/DPA and applicable law before use. Issued August 18, 2026 · review monthly · Provided by Fortify AI.</w:t>
       </w:r>
     </w:p>
     <w:sectPr>
